--- a/공공/신청·동의/설문조사 동의서.docx
+++ b/공공/신청·동의/설문조사 동의서.docx
@@ -622,7 +622,7 @@
           <w:p>
             <w:pPr>
               <w:spacing w:after="0" w:line="312" w:lineRule="auto"/>
-              <w:jc w:val="left"/>
+              <w:jc w:val="center"/>
             </w:pPr>
             <w:r/>
             <w:r>
@@ -648,7 +648,7 @@
           <w:p>
             <w:pPr>
               <w:spacing w:after="0" w:line="312" w:lineRule="auto"/>
-              <w:jc w:val="left"/>
+              <w:jc w:val="center"/>
             </w:pPr>
             <w:r/>
             <w:r>
@@ -674,7 +674,7 @@
           <w:p>
             <w:pPr>
               <w:spacing w:after="0" w:line="312" w:lineRule="auto"/>
-              <w:jc w:val="left"/>
+              <w:jc w:val="center"/>
             </w:pPr>
             <w:r/>
             <w:r>
@@ -700,7 +700,7 @@
           <w:p>
             <w:pPr>
               <w:spacing w:after="0" w:line="312" w:lineRule="auto"/>
-              <w:jc w:val="left"/>
+              <w:jc w:val="center"/>
             </w:pPr>
             <w:r/>
             <w:r>
@@ -731,7 +731,7 @@
           <w:p>
             <w:pPr>
               <w:spacing w:after="0" w:line="312" w:lineRule="auto"/>
-              <w:jc w:val="left"/>
+              <w:jc w:val="center"/>
             </w:pPr>
             <w:r/>
             <w:r>
@@ -757,7 +757,7 @@
           <w:p>
             <w:pPr>
               <w:spacing w:after="0" w:line="312" w:lineRule="auto"/>
-              <w:jc w:val="left"/>
+              <w:jc w:val="center"/>
             </w:pPr>
             <w:r/>
             <w:r>
@@ -783,7 +783,7 @@
           <w:p>
             <w:pPr>
               <w:spacing w:after="0" w:line="312" w:lineRule="auto"/>
-              <w:jc w:val="left"/>
+              <w:jc w:val="center"/>
             </w:pPr>
             <w:r/>
             <w:r>
@@ -809,7 +809,7 @@
           <w:p>
             <w:pPr>
               <w:spacing w:after="0" w:line="312" w:lineRule="auto"/>
-              <w:jc w:val="left"/>
+              <w:jc w:val="center"/>
             </w:pPr>
             <w:r/>
             <w:r>
@@ -840,7 +840,7 @@
           <w:p>
             <w:pPr>
               <w:spacing w:after="0" w:line="312" w:lineRule="auto"/>
-              <w:jc w:val="left"/>
+              <w:jc w:val="center"/>
             </w:pPr>
             <w:r/>
             <w:r>
@@ -866,7 +866,7 @@
           <w:p>
             <w:pPr>
               <w:spacing w:after="0" w:line="312" w:lineRule="auto"/>
-              <w:jc w:val="left"/>
+              <w:jc w:val="center"/>
             </w:pPr>
             <w:r/>
             <w:r>
@@ -892,7 +892,7 @@
           <w:p>
             <w:pPr>
               <w:spacing w:after="0" w:line="312" w:lineRule="auto"/>
-              <w:jc w:val="left"/>
+              <w:jc w:val="center"/>
             </w:pPr>
             <w:r/>
             <w:r>
@@ -918,7 +918,7 @@
           <w:p>
             <w:pPr>
               <w:spacing w:after="0" w:line="312" w:lineRule="auto"/>
-              <w:jc w:val="left"/>
+              <w:jc w:val="center"/>
             </w:pPr>
             <w:r/>
             <w:r>
@@ -1125,7 +1125,7 @@
           <w:p>
             <w:pPr>
               <w:spacing w:after="0" w:line="312" w:lineRule="auto"/>
-              <w:jc w:val="left"/>
+              <w:jc w:val="center"/>
             </w:pPr>
             <w:r/>
             <w:r>
@@ -1151,7 +1151,7 @@
           <w:p>
             <w:pPr>
               <w:spacing w:after="0" w:line="312" w:lineRule="auto"/>
-              <w:jc w:val="left"/>
+              <w:jc w:val="center"/>
             </w:pPr>
             <w:r/>
             <w:r>
@@ -1177,7 +1177,7 @@
           <w:p>
             <w:pPr>
               <w:spacing w:after="0" w:line="312" w:lineRule="auto"/>
-              <w:jc w:val="left"/>
+              <w:jc w:val="center"/>
             </w:pPr>
             <w:r/>
             <w:r>
@@ -1203,7 +1203,7 @@
           <w:p>
             <w:pPr>
               <w:spacing w:after="0" w:line="312" w:lineRule="auto"/>
-              <w:jc w:val="left"/>
+              <w:jc w:val="center"/>
             </w:pPr>
             <w:r/>
             <w:r>
@@ -1234,7 +1234,7 @@
           <w:p>
             <w:pPr>
               <w:spacing w:after="0" w:line="312" w:lineRule="auto"/>
-              <w:jc w:val="left"/>
+              <w:jc w:val="center"/>
             </w:pPr>
             <w:r/>
             <w:r>
@@ -1260,7 +1260,7 @@
           <w:p>
             <w:pPr>
               <w:spacing w:after="0" w:line="312" w:lineRule="auto"/>
-              <w:jc w:val="left"/>
+              <w:jc w:val="center"/>
             </w:pPr>
             <w:r/>
             <w:r>
@@ -1286,7 +1286,7 @@
           <w:p>
             <w:pPr>
               <w:spacing w:after="0" w:line="312" w:lineRule="auto"/>
-              <w:jc w:val="left"/>
+              <w:jc w:val="center"/>
             </w:pPr>
             <w:r/>
             <w:r>
@@ -1312,7 +1312,7 @@
           <w:p>
             <w:pPr>
               <w:spacing w:after="0" w:line="312" w:lineRule="auto"/>
-              <w:jc w:val="left"/>
+              <w:jc w:val="center"/>
             </w:pPr>
             <w:r/>
             <w:r>
@@ -1343,7 +1343,7 @@
           <w:p>
             <w:pPr>
               <w:spacing w:after="0" w:line="312" w:lineRule="auto"/>
-              <w:jc w:val="left"/>
+              <w:jc w:val="center"/>
             </w:pPr>
             <w:r/>
             <w:r>
@@ -1369,7 +1369,7 @@
           <w:p>
             <w:pPr>
               <w:spacing w:after="0" w:line="312" w:lineRule="auto"/>
-              <w:jc w:val="left"/>
+              <w:jc w:val="center"/>
             </w:pPr>
             <w:r/>
             <w:r>
@@ -1395,7 +1395,7 @@
           <w:p>
             <w:pPr>
               <w:spacing w:after="0" w:line="312" w:lineRule="auto"/>
-              <w:jc w:val="left"/>
+              <w:jc w:val="center"/>
             </w:pPr>
             <w:r/>
             <w:r>
@@ -1421,7 +1421,7 @@
           <w:p>
             <w:pPr>
               <w:spacing w:after="0" w:line="312" w:lineRule="auto"/>
-              <w:jc w:val="left"/>
+              <w:jc w:val="center"/>
             </w:pPr>
             <w:r/>
             <w:r>
